--- a/downloads/teacher/05 Materials/Unit 02/Slides/Slides 02.09 - Budget Like a Boss.docx
+++ b/downloads/teacher/05 Materials/Unit 02/Slides/Slides 02.09 - Budget Like a Boss.docx
@@ -17,7 +17,7 @@
         <w:pStyle w:val="FirstParagraph"/>
       </w:pPr>
       <w:r>
-        <w:t xml:space="preserve">Lesson 2.9, two days, 21 slides (slides 1 to 11 on Day 1, 12 to 21 on Day 2). All prices marked [update].</w:t>
+        <w:t xml:space="preserve">Lesson 2.9, two days, 21 slides (slides 1 to 11 on Day 1, 12 to 21 on Day 2). All prices to be refreshed before teaching.</w:t>
       </w:r>
     </w:p>
     <w:p>
@@ -515,7 +515,7 @@
         <w:pStyle w:val="Compact"/>
       </w:pPr>
       <w:r>
-        <w:t xml:space="preserve">[three students’ weekly small-want totals, times 4]</w:t>
+        <w:t xml:space="preserve">Three students’ weekly small-want totals, times 4</w:t>
       </w:r>
     </w:p>
     <w:p>
@@ -773,7 +773,7 @@
         <w:pStyle w:val="Compact"/>
       </w:pPr>
       <w:r>
-        <w:t xml:space="preserve">Goal: concert ticket, $120 [update], in four months.</w:t>
+        <w:t xml:space="preserve">Goal: concert ticket, $120, in four months.</w:t>
       </w:r>
     </w:p>
     <w:p>
@@ -831,16 +831,7 @@
         <w:pStyle w:val="Compact"/>
       </w:pPr>
       <w:r>
-        <w:t xml:space="preserve">Streaming share $5</w:t>
-      </w:r>
-      <w:r>
-        <w:t xml:space="preserve"> </w:t>
-      </w:r>
-      <w:r>
-        <w:rPr>
-          <w:rStyle w:val="TeacherNote"/>
-        </w:rPr>
-        <w:t xml:space="preserve">[update]. Lunch account $35 [update].</w:t>
+        <w:t xml:space="preserve">Streaming share $5. Lunch account $35.</w:t>
       </w:r>
     </w:p>
     <w:p>
